--- a/docs/PV-AgentCore-SA-Runbook.docx
+++ b/docs/PV-AgentCore-SA-Runbook.docx
@@ -881,10 +881,10 @@
           <w:b/>
           <w:bCs/>
         </w:rPr>
-        <w:t xml:space="preserve">pv-runtime/ </w:t>
-      </w:r>
-      <w:r>
-        <w:t xml:space="preserve">— the Runtime agent (kept in a space-free path for the container toolchain): </w:t>
+        <w:t xml:space="preserve">runtime/ </w:t>
+      </w:r>
+      <w:r>
+        <w:t xml:space="preserve">— the Runtime agent (self-locating helper scripts; runs from a fresh clone): </w:t>
       </w:r>
       <w:r>
         <w:rPr>
@@ -2123,7 +2123,7 @@
           <w:sz w:val="18"/>
           <w:szCs w:val="18"/>
         </w:rPr>
-        <w:t xml:space="preserve">pv-runtime/</w:t>
+        <w:t xml:space="preserve">runtime/</w:t>
       </w:r>
       <w:r>
         <w:t xml:space="preserve"> directory. Create the Python 3.12 virtual environment and install the toolkit once. Use the </w:t>
@@ -2229,7 +2229,7 @@
           <w:sz w:val="17"/>
           <w:szCs w:val="17"/>
         </w:rPr>
-        <w:t xml:space="preserve">cd ../pv-runtime               # or the pv-runtime path</w:t>
+        <w:t xml:space="preserve">cd runtime</w:t>
       </w:r>
     </w:p>
     <w:p>
@@ -2248,7 +2248,7 @@
           <w:sz w:val="17"/>
           <w:szCs w:val="17"/>
         </w:rPr>
-        <w:t xml:space="preserve">bash setup_venv.sh            # py -3.12 venv + toolkit install (Windows-correct paths)</w:t>
+        <w:t xml:space="preserve">bash setup_venv.sh            # py -3.12 venv + toolkit install (per-OS paths)</w:t>
       </w:r>
     </w:p>
     <w:p>
@@ -2365,7 +2365,7 @@
           <w:sz w:val="17"/>
           <w:szCs w:val="17"/>
         </w:rPr>
-        <w:t xml:space="preserve">bash _invoke.sh reviewer 'PvReviewer#2026!'</w:t>
+        <w:t xml:space="preserve">bash _invoke.sh reviewer</w:t>
       </w:r>
     </w:p>
     <w:p>
@@ -2384,7 +2384,7 @@
           <w:sz w:val="17"/>
           <w:szCs w:val="17"/>
         </w:rPr>
-        <w:t xml:space="preserve">bash _invoke.sh outsider 'PvOutsider#2026!'</w:t>
+        <w:t xml:space="preserve">bash _invoke.sh outsider $PV_OUTSIDER_PW   # passwords via env; defaults ChangeMe-*1!</w:t>
       </w:r>
     </w:p>
     <w:p>
@@ -2856,7 +2856,7 @@
                 <w:sz w:val="19"/>
                 <w:szCs w:val="19"/>
               </w:rPr>
-              <w:t xml:space="preserve">reviewer / PvReviewer#2026!, approver / PvApprover#2026!, outsider / PvOutsider#2026!</w:t>
+              <w:t xml:space="preserve">reviewer / approver / outsider; passwords via PV_REVIEWER_PW / PV_APPROVER_PW / PV_OUTSIDER_PW (placeholder defaults ChangeMe-*1!)</w:t>
             </w:r>
           </w:p>
         </w:tc>
@@ -3405,7 +3405,7 @@
           <w:sz w:val="17"/>
           <w:szCs w:val="17"/>
         </w:rPr>
-        <w:t xml:space="preserve">./.venv/Scripts/agentcore.exe destroy      # from pv-runtime/, removes the Runtime</w:t>
+        <w:t xml:space="preserve">./.venv/Scripts/agentcore.exe destroy      # from runtime/, removes the Runtime</w:t>
       </w:r>
     </w:p>
     <w:p>
@@ -3712,7 +3712,7 @@
           <w:b/>
           <w:bCs/>
         </w:rPr>
-        <w:t xml:space="preserve">Helper-script paths: </w:t>
+        <w:t xml:space="preserve">Portable helper scripts: </w:t>
       </w:r>
       <w:r>
         <w:t xml:space="preserve">the </w:t>
@@ -3724,19 +3724,55 @@
           <w:sz w:val="18"/>
           <w:szCs w:val="18"/>
         </w:rPr>
-        <w:t xml:space="preserve">pv-runtime/</w:t>
-      </w:r>
-      <w:r>
-        <w:t xml:space="preserve"> helpers (</w:t>
-      </w:r>
-      <w:r>
-        <w:rPr>
-          <w:rFonts w:ascii="Consolas" w:cs="Consolas" w:eastAsia="Consolas" w:hAnsi="Consolas"/>
-          <w:color w:val="1B3A2B"/>
-          <w:sz w:val="18"/>
-          <w:szCs w:val="18"/>
-        </w:rPr>
-        <w:t xml:space="preserve">setup_venv.sh</w:t>
+        <w:t xml:space="preserve">runtime/</w:t>
+      </w:r>
+      <w:r>
+        <w:t xml:space="preserve"> helpers self-locate (no hardcoded paths), read </w:t>
+      </w:r>
+      <w:r>
+        <w:rPr>
+          <w:rFonts w:ascii="Consolas" w:cs="Consolas" w:eastAsia="Consolas" w:hAnsi="Consolas"/>
+          <w:color w:val="1B3A2B"/>
+          <w:sz w:val="18"/>
+          <w:szCs w:val="18"/>
+        </w:rPr>
+        <w:t xml:space="preserve">spine-state.env</w:t>
+      </w:r>
+      <w:r>
+        <w:t xml:space="preserve"> relative to the repo, and detect the venv layout per OS (</w:t>
+      </w:r>
+      <w:r>
+        <w:rPr>
+          <w:rFonts w:ascii="Consolas" w:cs="Consolas" w:eastAsia="Consolas" w:hAnsi="Consolas"/>
+          <w:color w:val="1B3A2B"/>
+          <w:sz w:val="18"/>
+          <w:szCs w:val="18"/>
+        </w:rPr>
+        <w:t xml:space="preserve">Scripts/</w:t>
+      </w:r>
+      <w:r>
+        <w:t xml:space="preserve"> vs </w:t>
+      </w:r>
+      <w:r>
+        <w:rPr>
+          <w:rFonts w:ascii="Consolas" w:cs="Consolas" w:eastAsia="Consolas" w:hAnsi="Consolas"/>
+          <w:color w:val="1B3A2B"/>
+          <w:sz w:val="18"/>
+          <w:szCs w:val="18"/>
+        </w:rPr>
+        <w:t xml:space="preserve">bin/</w:t>
+      </w:r>
+      <w:r>
+        <w:t xml:space="preserve">), so they run from a fresh clone on any OS. Override via env: </w:t>
+      </w:r>
+      <w:r>
+        <w:rPr>
+          <w:rFonts w:ascii="Consolas" w:cs="Consolas" w:eastAsia="Consolas" w:hAnsi="Consolas"/>
+          <w:color w:val="1B3A2B"/>
+          <w:sz w:val="18"/>
+          <w:szCs w:val="18"/>
+        </w:rPr>
+        <w:t xml:space="preserve">AWS_REGION</w:t>
       </w:r>
       <w:r>
         <w:t xml:space="preserve">, </w:t>
@@ -3748,7 +3784,31 @@
           <w:sz w:val="18"/>
           <w:szCs w:val="18"/>
         </w:rPr>
-        <w:t xml:space="preserve">_configure.sh</w:t>
+        <w:t xml:space="preserve">PV_REVIEWER_PW</w:t>
+      </w:r>
+      <w:r>
+        <w:t xml:space="preserve">/</w:t>
+      </w:r>
+      <w:r>
+        <w:rPr>
+          <w:rFonts w:ascii="Consolas" w:cs="Consolas" w:eastAsia="Consolas" w:hAnsi="Consolas"/>
+          <w:color w:val="1B3A2B"/>
+          <w:sz w:val="18"/>
+          <w:szCs w:val="18"/>
+        </w:rPr>
+        <w:t xml:space="preserve">PV_APPROVER_PW</w:t>
+      </w:r>
+      <w:r>
+        <w:t xml:space="preserve">/</w:t>
+      </w:r>
+      <w:r>
+        <w:rPr>
+          <w:rFonts w:ascii="Consolas" w:cs="Consolas" w:eastAsia="Consolas" w:hAnsi="Consolas"/>
+          <w:color w:val="1B3A2B"/>
+          <w:sz w:val="18"/>
+          <w:szCs w:val="18"/>
+        </w:rPr>
+        <w:t xml:space="preserve">PV_OUTSIDER_PW</w:t>
       </w:r>
       <w:r>
         <w:t xml:space="preserve">, </w:t>
@@ -3760,58 +3820,10 @@
           <w:sz w:val="18"/>
           <w:szCs w:val="18"/>
         </w:rPr>
-        <w:t xml:space="preserve">_launch.sh</w:t>
-      </w:r>
-      <w:r>
-        <w:t xml:space="preserve">, </w:t>
-      </w:r>
-      <w:r>
-        <w:rPr>
-          <w:rFonts w:ascii="Consolas" w:cs="Consolas" w:eastAsia="Consolas" w:hAnsi="Consolas"/>
-          <w:color w:val="1B3A2B"/>
-          <w:sz w:val="18"/>
-          <w:szCs w:val="18"/>
-        </w:rPr>
-        <w:t xml:space="preserve">_invoke.sh</w:t>
-      </w:r>
-      <w:r>
-        <w:t xml:space="preserve">) </w:t>
-      </w:r>
-      <w:r>
-        <w:rPr>
-          <w:rFonts w:ascii="Consolas" w:cs="Consolas" w:eastAsia="Consolas" w:hAnsi="Consolas"/>
-          <w:color w:val="1B3A2B"/>
-          <w:sz w:val="18"/>
-          <w:szCs w:val="18"/>
-        </w:rPr>
-        <w:t xml:space="preserve">cd</w:t>
-      </w:r>
-      <w:r>
-        <w:t xml:space="preserve"> to the reference path </w:t>
-      </w:r>
-      <w:r>
-        <w:rPr>
-          <w:rFonts w:ascii="Consolas" w:cs="Consolas" w:eastAsia="Consolas" w:hAnsi="Consolas"/>
-          <w:color w:val="1B3A2B"/>
-          <w:sz w:val="18"/>
-          <w:szCs w:val="18"/>
-        </w:rPr>
-        <w:t xml:space="preserve">/c/Users/daryd/Projects-DR/pv-runtime</w:t>
-      </w:r>
-      <w:r>
-        <w:t xml:space="preserve"> and source </w:t>
-      </w:r>
-      <w:r>
-        <w:rPr>
-          <w:rFonts w:ascii="Consolas" w:cs="Consolas" w:eastAsia="Consolas" w:hAnsi="Consolas"/>
-          <w:color w:val="1B3A2B"/>
-          <w:sz w:val="18"/>
-          <w:szCs w:val="18"/>
-        </w:rPr>
-        <w:t xml:space="preserve">spine-state.env</w:t>
-      </w:r>
-      <w:r>
-        <w:t xml:space="preserve"> by absolute path. If you clone the project to a different location, update those paths first.</w:t>
+        <w:t xml:space="preserve">PV_SPINE_STATE</w:t>
+      </w:r>
+      <w:r>
+        <w:t xml:space="preserve">.</w:t>
       </w:r>
     </w:p>
     <w:p>
